--- a/KURIKULUM2026_REVISI/DOCX/030_JUSTIFIKASI_AKADEMIS_DAN_BoK_STA02_COMPUTATIONAL_METHODS_SEBAGAI_MK_PILIHAN.docx
+++ b/KURIKULUM2026_REVISI/DOCX/030_JUSTIFIKASI_AKADEMIS_DAN_BoK_STA02_COMPUTATIONAL_METHODS_SEBAGAI_MK_PILIHAN.docx
@@ -32,6 +32,291 @@
         <w:t>Program Studi Sistem dan Teknologi Informasi (S1) — Fakultas Sains dan Teknologi Informasi (FSTI) Universitas Widyagama Malang</w:t>
       </w:r>
     </w:p>
+    <w:tbl>
+      <w:tblPr>
+        <w:tblW w:type="auto" w:w="0"/>
+        <w:jc w:val="center"/>
+        <w:tblLayout w:type="fixed"/>
+        <w:tblLook w:firstColumn="1" w:firstRow="1" w:lastColumn="0" w:lastRow="0" w:noHBand="0" w:noVBand="1" w:val="04A0"/>
+      </w:tblPr>
+      <w:tblGrid>
+        <w:gridCol w:w="14962"/>
+      </w:tblGrid>
+      <w:tr>
+        <w:tc>
+          <w:tcPr>
+            <w:tcW w:type="dxa" w:w="14112"/>
+            <w:shd w:fill="FFFBF5"/>
+            <w:tcMar>
+              <w:top w:w="120" w:type="dxa"/>
+              <w:bottom w:w="120" w:type="dxa"/>
+              <w:left w:w="180" w:type="dxa"/>
+              <w:right w:w="150" w:type="dxa"/>
+            </w:tcMar>
+            <w:tcBorders>
+              <w:left w:val="single" w:sz="24" w:space="0" w:color="ED7D31"/>
+              <w:top w:val="none"/>
+              <w:bottom w:val="none"/>
+              <w:right w:val="none"/>
+            </w:tcBorders>
+          </w:tcPr>
+          <w:p>
+            <w:pPr>
+              <w:spacing w:before="40" w:after="40" w:line="276" w:lineRule="auto"/>
+            </w:pPr>
+            <w:r>
+              <w:rPr>
+                <w:rFonts w:ascii="Calibri" w:hAnsi="Calibri"/>
+                <w:b/>
+                <w:color w:val="385723"/>
+                <w:sz w:val="20"/>
+              </w:rPr>
+              <w:t>⚠️ PERINGATAN</w:t>
+              <w:br/>
+            </w:r>
+            <w:r>
+              <w:rPr>
+                <w:rFonts w:ascii="Calibri" w:hAnsi="Calibri"/>
+                <w:b/>
+                <w:i/>
+                <w:color w:val="262626"/>
+                <w:sz w:val="19"/>
+              </w:rPr>
+              <w:t>STATUS: DIARSIPKAN (SUPERSEDED) oleh Dok 047 + Dok 048.</w:t>
+            </w:r>
+          </w:p>
+          <w:p>
+            <w:pPr>
+              <w:spacing w:before="40" w:after="40" w:line="276" w:lineRule="auto"/>
+            </w:pPr>
+            <w:r>
+              <w:rPr>
+                <w:rFonts w:ascii="Calibri" w:hAnsi="Calibri"/>
+                <w:i/>
+                <w:color w:val="262626"/>
+                <w:sz w:val="19"/>
+              </w:rPr>
+              <w:t>Isi historis di bawah dipertahankan apa adanya sebagai jejak audit.</w:t>
+            </w:r>
+          </w:p>
+          <w:p>
+            <w:pPr>
+              <w:spacing w:before="40" w:after="40" w:line="276" w:lineRule="auto"/>
+            </w:pPr>
+            <w:r>
+              <w:rPr>
+                <w:rFonts w:ascii="Calibri" w:hAnsi="Calibri"/>
+                <w:i/>
+                <w:color w:val="262626"/>
+                <w:sz w:val="19"/>
+              </w:rPr>
+              <w:t xml:space="preserve">Keputusan berlaku: </w:t>
+            </w:r>
+            <w:r>
+              <w:rPr>
+                <w:rFonts w:ascii="Consolas" w:hAnsi="Consolas"/>
+                <w:i/>
+                <w:color w:val="A02828"/>
+                <w:sz w:val="18"/>
+              </w:rPr>
+              <w:t>STA-601</w:t>
+            </w:r>
+            <w:r>
+              <w:rPr>
+                <w:rFonts w:ascii="Calibri" w:hAnsi="Calibri"/>
+                <w:i/>
+                <w:color w:val="262626"/>
+                <w:sz w:val="19"/>
+              </w:rPr>
+              <w:t xml:space="preserve"> = </w:t>
+            </w:r>
+            <w:r>
+              <w:rPr>
+                <w:rFonts w:ascii="Calibri" w:hAnsi="Calibri"/>
+                <w:b/>
+                <w:i/>
+                <w:color w:val="262626"/>
+                <w:sz w:val="19"/>
+              </w:rPr>
+              <w:t>Rekayasa Big Data dan Komputasi Terdistribusi</w:t>
+            </w:r>
+            <w:r>
+              <w:rPr>
+                <w:rFonts w:ascii="Calibri" w:hAnsi="Calibri"/>
+                <w:i/>
+                <w:color w:val="262626"/>
+                <w:sz w:val="19"/>
+              </w:rPr>
+              <w:t xml:space="preserve"> (3 SKS +P, Sem 6, prasyarat </w:t>
+            </w:r>
+            <w:r>
+              <w:rPr>
+                <w:rFonts w:ascii="Consolas" w:hAnsi="Consolas"/>
+                <w:i/>
+                <w:color w:val="A02828"/>
+                <w:sz w:val="18"/>
+              </w:rPr>
+              <w:t>FST-207</w:t>
+            </w:r>
+            <w:r>
+              <w:rPr>
+                <w:rFonts w:ascii="Calibri" w:hAnsi="Calibri"/>
+                <w:i/>
+                <w:color w:val="262626"/>
+                <w:sz w:val="19"/>
+              </w:rPr>
+              <w:t xml:space="preserve"> + </w:t>
+            </w:r>
+            <w:r>
+              <w:rPr>
+                <w:rFonts w:ascii="Consolas" w:hAnsi="Consolas"/>
+                <w:i/>
+                <w:color w:val="A02828"/>
+                <w:sz w:val="18"/>
+              </w:rPr>
+              <w:t>STI-415</w:t>
+            </w:r>
+            <w:r>
+              <w:rPr>
+                <w:rFonts w:ascii="Calibri" w:hAnsi="Calibri"/>
+                <w:i/>
+                <w:color w:val="262626"/>
+                <w:sz w:val="19"/>
+              </w:rPr>
+              <w:t xml:space="preserve">, CPL </w:t>
+            </w:r>
+            <w:r>
+              <w:rPr>
+                <w:rFonts w:ascii="Consolas" w:hAnsi="Consolas"/>
+                <w:i/>
+                <w:color w:val="A02828"/>
+                <w:sz w:val="18"/>
+              </w:rPr>
+              <w:t>P2</w:t>
+            </w:r>
+            <w:r>
+              <w:rPr>
+                <w:rFonts w:ascii="Calibri" w:hAnsi="Calibri"/>
+                <w:i/>
+                <w:color w:val="262626"/>
+                <w:sz w:val="19"/>
+              </w:rPr>
+              <w:t>/</w:t>
+            </w:r>
+            <w:r>
+              <w:rPr>
+                <w:rFonts w:ascii="Consolas" w:hAnsi="Consolas"/>
+                <w:i/>
+                <w:color w:val="A02828"/>
+                <w:sz w:val="18"/>
+              </w:rPr>
+              <w:t>KK2</w:t>
+            </w:r>
+            <w:r>
+              <w:rPr>
+                <w:rFonts w:ascii="Calibri" w:hAnsi="Calibri"/>
+                <w:i/>
+                <w:color w:val="262626"/>
+                <w:sz w:val="19"/>
+              </w:rPr>
+              <w:t>), bukan Computational Methods &amp; Numerics.</w:t>
+            </w:r>
+          </w:p>
+          <w:p>
+            <w:pPr>
+              <w:spacing w:before="40" w:after="40" w:line="276" w:lineRule="auto"/>
+            </w:pPr>
+            <w:r>
+              <w:rPr>
+                <w:rFonts w:ascii="Calibri" w:hAnsi="Calibri"/>
+                <w:i/>
+                <w:color w:val="262626"/>
+                <w:sz w:val="19"/>
+              </w:rPr>
+              <w:t xml:space="preserve">Konsekuensi: padanan E2 </w:t>
+            </w:r>
+            <w:r>
+              <w:rPr>
+                <w:rFonts w:ascii="Consolas" w:hAnsi="Consolas"/>
+                <w:i/>
+                <w:color w:val="A02828"/>
+                <w:sz w:val="18"/>
+              </w:rPr>
+              <w:t>STI-317</w:t>
+            </w:r>
+            <w:r>
+              <w:rPr>
+                <w:rFonts w:ascii="Calibri" w:hAnsi="Calibri"/>
+                <w:i/>
+                <w:color w:val="262626"/>
+                <w:sz w:val="19"/>
+              </w:rPr>
+              <w:t xml:space="preserve"> → </w:t>
+            </w:r>
+            <w:r>
+              <w:rPr>
+                <w:rFonts w:ascii="Consolas" w:hAnsi="Consolas"/>
+                <w:i/>
+                <w:color w:val="A02828"/>
+                <w:sz w:val="18"/>
+              </w:rPr>
+              <w:t>STA-601</w:t>
+            </w:r>
+            <w:r>
+              <w:rPr>
+                <w:rFonts w:ascii="Calibri" w:hAnsi="Calibri"/>
+                <w:i/>
+                <w:color w:val="262626"/>
+                <w:sz w:val="19"/>
+              </w:rPr>
+              <w:t xml:space="preserve"> pada Dok 024 </w:t>
+            </w:r>
+            <w:r>
+              <w:rPr>
+                <w:rFonts w:ascii="Calibri" w:hAnsi="Calibri"/>
+                <w:b/>
+                <w:i/>
+                <w:color w:val="262626"/>
+                <w:sz w:val="19"/>
+              </w:rPr>
+              <w:t>gugur menjadi E5</w:t>
+            </w:r>
+            <w:r>
+              <w:rPr>
+                <w:rFonts w:ascii="Calibri" w:hAnsi="Calibri"/>
+                <w:i/>
+                <w:color w:val="262626"/>
+                <w:sz w:val="19"/>
+              </w:rPr>
+              <w:t xml:space="preserve">; </w:t>
+            </w:r>
+            <w:r>
+              <w:rPr>
+                <w:rFonts w:ascii="Consolas" w:hAnsi="Consolas"/>
+                <w:i/>
+                <w:color w:val="A02828"/>
+                <w:sz w:val="18"/>
+              </w:rPr>
+              <w:t>STA-601</w:t>
+            </w:r>
+            <w:r>
+              <w:rPr>
+                <w:rFonts w:ascii="Calibri" w:hAnsi="Calibri"/>
+                <w:i/>
+                <w:color w:val="262626"/>
+                <w:sz w:val="19"/>
+              </w:rPr>
+              <w:t xml:space="preserve"> menjadi MK baru (B).</w:t>
+            </w:r>
+          </w:p>
+        </w:tc>
+      </w:tr>
+    </w:tbl>
+    <w:p>
+      <w:pPr>
+        <w:spacing w:after="80"/>
+      </w:pPr>
+    </w:p>
     <w:p>
       <w:pPr>
         <w:spacing w:before="80" w:after="80"/>
@@ -39,9 +324,9 @@
       <w:r>
         <w:rPr>
           <w:color w:val="C8D2E1"/>
-          <w:sz w:val="16"/>
+          <w:sz w:val="14"/>
         </w:rPr>
-        <w:t>_________________________________________________________________________________</w:t>
+        <w:t>————————————————————————————————————————————————————————————————————————————————————————————————————————————————————————</w:t>
       </w:r>
     </w:p>
     <w:p>
@@ -206,9 +491,9 @@
       <w:r>
         <w:rPr>
           <w:color w:val="C8D2E1"/>
-          <w:sz w:val="16"/>
+          <w:sz w:val="14"/>
         </w:rPr>
-        <w:t>_________________________________________________________________________________</w:t>
+        <w:t>————————————————————————————————————————————————————————————————————————————————————————————————————————————————————————</w:t>
       </w:r>
     </w:p>
     <w:p>
@@ -353,17 +638,17 @@
         <w:tblLook w:firstColumn="1" w:firstRow="1" w:lastColumn="0" w:lastRow="0" w:noHBand="0" w:noVBand="1" w:val="04A0"/>
       </w:tblPr>
       <w:tblGrid>
-        <w:gridCol w:w="9029"/>
+        <w:gridCol w:w="14962"/>
       </w:tblGrid>
       <w:tr>
         <w:tc>
           <w:tcPr>
-            <w:tcW w:type="dxa" w:w="9360"/>
+            <w:tcW w:type="dxa" w:w="14112"/>
             <w:shd w:fill="EEF4FB"/>
             <w:tcMar>
               <w:top w:w="120" w:type="dxa"/>
               <w:bottom w:w="120" w:type="dxa"/>
-              <w:left w:w="200" w:type="dxa"/>
+              <w:left w:w="180" w:type="dxa"/>
               <w:right w:w="150" w:type="dxa"/>
             </w:tcMar>
             <w:tcBorders>
@@ -381,10 +666,10 @@
               <w:rPr>
                 <w:rFonts w:ascii="Calibri" w:hAnsi="Calibri"/>
                 <w:i/>
-                <w:color w:val="1F3864"/>
-                <w:sz w:val="20"/>
+                <w:color w:val="262626"/>
+                <w:sz w:val="19"/>
               </w:rPr>
-              <w:t>*"Mengapa mata kuliah komputasi numerik yang semula wajib di Semester 3 dialihkan menjadi mata kuliah pilihan di Semester 6? Apakah perpindahan ini sah secara Body of Knowledge (BoK) APTIKOM rumpun Sistem Informasi dan Teknologi Informasi? Bagaimana justifikasi pedagogis dan distribusi beban SKS-nya?"*</w:t>
+              <w:t>"Mengapa mata kuliah komputasi numerik yang semula wajib di Semester 3 dialihkan menjadi mata kuliah pilihan di Semester 6? Apakah perpindahan ini sah secara Body of Knowledge (BoK) APTIKOM rumpun Sistem Informasi dan Teknologi Informasi? Bagaimana justifikasi pedagogis dan distribusi beban SKS-nya?"</w:t>
             </w:r>
           </w:p>
         </w:tc>
@@ -415,9 +700,9 @@
       <w:r>
         <w:rPr>
           <w:color w:val="C8D2E1"/>
-          <w:sz w:val="16"/>
+          <w:sz w:val="14"/>
         </w:rPr>
-        <w:t>_________________________________________________________________________________</w:t>
+        <w:t>————————————————————————————————————————————————————————————————————————————————————————————————————————————————————————</w:t>
       </w:r>
     </w:p>
     <w:p>
@@ -1131,9 +1416,9 @@
       <w:r>
         <w:rPr>
           <w:color w:val="C8D2E1"/>
-          <w:sz w:val="16"/>
+          <w:sz w:val="14"/>
         </w:rPr>
-        <w:t>_________________________________________________________________________________</w:t>
+        <w:t>————————————————————————————————————————————————————————————————————————————————————————————————————————————————————————</w:t>
       </w:r>
     </w:p>
     <w:p>
@@ -1315,9 +1600,9 @@
       <w:r>
         <w:rPr>
           <w:color w:val="C8D2E1"/>
-          <w:sz w:val="16"/>
+          <w:sz w:val="14"/>
         </w:rPr>
-        <w:t>_________________________________________________________________________________</w:t>
+        <w:t>————————————————————————————————————————————————————————————————————————————————————————————————————————————————————————</w:t>
       </w:r>
     </w:p>
     <w:p>
@@ -1396,12 +1681,12 @@
         </w:tblBorders>
       </w:tblPr>
       <w:tblGrid>
-        <w:gridCol w:w="1505"/>
-        <w:gridCol w:w="1505"/>
-        <w:gridCol w:w="1505"/>
-        <w:gridCol w:w="1505"/>
-        <w:gridCol w:w="1505"/>
-        <w:gridCol w:w="1505"/>
+        <w:gridCol w:w="2494"/>
+        <w:gridCol w:w="2494"/>
+        <w:gridCol w:w="2494"/>
+        <w:gridCol w:w="2494"/>
+        <w:gridCol w:w="2494"/>
+        <w:gridCol w:w="2494"/>
       </w:tblGrid>
       <w:tr>
         <w:trPr>
@@ -1411,7 +1696,7 @@
         </w:trPr>
         <w:tc>
           <w:tcPr>
-            <w:tcW w:type="dxa" w:w="1505"/>
+            <w:tcW w:type="dxa" w:w="2494"/>
             <w:vAlign w:val="center"/>
             <w:shd w:fill="1F3864"/>
             <w:tcMar>
@@ -1439,7 +1724,7 @@
         </w:tc>
         <w:tc>
           <w:tcPr>
-            <w:tcW w:type="dxa" w:w="1505"/>
+            <w:tcW w:type="dxa" w:w="2494"/>
             <w:vAlign w:val="center"/>
             <w:shd w:fill="1F3864"/>
             <w:tcMar>
@@ -1467,7 +1752,7 @@
         </w:tc>
         <w:tc>
           <w:tcPr>
-            <w:tcW w:type="dxa" w:w="1505"/>
+            <w:tcW w:type="dxa" w:w="2494"/>
             <w:vAlign w:val="center"/>
             <w:shd w:fill="1F3864"/>
             <w:tcMar>
@@ -1495,7 +1780,7 @@
         </w:tc>
         <w:tc>
           <w:tcPr>
-            <w:tcW w:type="dxa" w:w="1505"/>
+            <w:tcW w:type="dxa" w:w="2494"/>
             <w:vAlign w:val="center"/>
             <w:shd w:fill="1F3864"/>
             <w:tcMar>
@@ -1523,7 +1808,7 @@
         </w:tc>
         <w:tc>
           <w:tcPr>
-            <w:tcW w:type="dxa" w:w="1505"/>
+            <w:tcW w:type="dxa" w:w="2494"/>
             <w:vAlign w:val="center"/>
             <w:shd w:fill="1F3864"/>
             <w:tcMar>
@@ -1551,7 +1836,7 @@
         </w:tc>
         <w:tc>
           <w:tcPr>
-            <w:tcW w:type="dxa" w:w="1505"/>
+            <w:tcW w:type="dxa" w:w="2494"/>
             <w:vAlign w:val="center"/>
             <w:shd w:fill="1F3864"/>
             <w:tcMar>
@@ -1584,14 +1869,14 @@
         </w:trPr>
         <w:tc>
           <w:tcPr>
-            <w:tcW w:type="dxa" w:w="1505"/>
+            <w:tcW w:type="dxa" w:w="2494"/>
             <w:vAlign w:val="center"/>
             <w:shd w:fill="FFFFFF"/>
             <w:tcMar>
-              <w:top w:w="80" w:type="dxa"/>
-              <w:bottom w:w="80" w:type="dxa"/>
-              <w:left w:w="100" w:type="dxa"/>
-              <w:right w:w="100" w:type="dxa"/>
+              <w:top w:w="70" w:type="dxa"/>
+              <w:bottom w:w="70" w:type="dxa"/>
+              <w:left w:w="90" w:type="dxa"/>
+              <w:right w:w="90" w:type="dxa"/>
             </w:tcMar>
           </w:tcPr>
           <w:p>
@@ -1604,7 +1889,7 @@
                 <w:rFonts w:ascii="Calibri" w:hAnsi="Calibri"/>
                 <w:b/>
                 <w:color w:val="262626"/>
-                <w:sz w:val="19"/>
+                <w:sz w:val="18"/>
               </w:rPr>
               <w:t>Sem 1</w:t>
             </w:r>
@@ -1612,14 +1897,14 @@
         </w:tc>
         <w:tc>
           <w:tcPr>
-            <w:tcW w:type="dxa" w:w="1505"/>
+            <w:tcW w:type="dxa" w:w="2494"/>
             <w:vAlign w:val="center"/>
             <w:shd w:fill="FFFFFF"/>
             <w:tcMar>
-              <w:top w:w="80" w:type="dxa"/>
-              <w:bottom w:w="80" w:type="dxa"/>
-              <w:left w:w="100" w:type="dxa"/>
-              <w:right w:w="100" w:type="dxa"/>
+              <w:top w:w="70" w:type="dxa"/>
+              <w:bottom w:w="70" w:type="dxa"/>
+              <w:left w:w="90" w:type="dxa"/>
+              <w:right w:w="90" w:type="dxa"/>
             </w:tcMar>
           </w:tcPr>
           <w:p>
@@ -1631,7 +1916,7 @@
               <w:rPr>
                 <w:rFonts w:ascii="Consolas" w:hAnsi="Consolas"/>
                 <w:color w:val="A02828"/>
-                <w:sz w:val="18"/>
+                <w:sz w:val="17"/>
               </w:rPr>
               <w:t>STI-102</w:t>
             </w:r>
@@ -1639,14 +1924,14 @@
         </w:tc>
         <w:tc>
           <w:tcPr>
-            <w:tcW w:type="dxa" w:w="1505"/>
+            <w:tcW w:type="dxa" w:w="2494"/>
             <w:vAlign w:val="center"/>
             <w:shd w:fill="FFFFFF"/>
             <w:tcMar>
-              <w:top w:w="80" w:type="dxa"/>
-              <w:bottom w:w="80" w:type="dxa"/>
-              <w:left w:w="100" w:type="dxa"/>
-              <w:right w:w="100" w:type="dxa"/>
+              <w:top w:w="70" w:type="dxa"/>
+              <w:bottom w:w="70" w:type="dxa"/>
+              <w:left w:w="90" w:type="dxa"/>
+              <w:right w:w="90" w:type="dxa"/>
             </w:tcMar>
           </w:tcPr>
           <w:p>
@@ -1658,7 +1943,7 @@
               <w:rPr>
                 <w:rFonts w:ascii="Calibri" w:hAnsi="Calibri"/>
                 <w:color w:val="262626"/>
-                <w:sz w:val="19"/>
+                <w:sz w:val="18"/>
               </w:rPr>
               <w:t>Kalkulus</w:t>
             </w:r>
@@ -1666,14 +1951,14 @@
         </w:tc>
         <w:tc>
           <w:tcPr>
-            <w:tcW w:type="dxa" w:w="1505"/>
+            <w:tcW w:type="dxa" w:w="2494"/>
             <w:vAlign w:val="center"/>
             <w:shd w:fill="FFFFFF"/>
             <w:tcMar>
-              <w:top w:w="80" w:type="dxa"/>
-              <w:bottom w:w="80" w:type="dxa"/>
-              <w:left w:w="100" w:type="dxa"/>
-              <w:right w:w="100" w:type="dxa"/>
+              <w:top w:w="70" w:type="dxa"/>
+              <w:bottom w:w="70" w:type="dxa"/>
+              <w:left w:w="90" w:type="dxa"/>
+              <w:right w:w="90" w:type="dxa"/>
             </w:tcMar>
           </w:tcPr>
           <w:p>
@@ -1685,7 +1970,7 @@
               <w:rPr>
                 <w:rFonts w:ascii="Calibri" w:hAnsi="Calibri"/>
                 <w:color w:val="262626"/>
-                <w:sz w:val="19"/>
+                <w:sz w:val="18"/>
               </w:rPr>
               <w:t>2 SKS</w:t>
             </w:r>
@@ -1693,14 +1978,14 @@
         </w:tc>
         <w:tc>
           <w:tcPr>
-            <w:tcW w:type="dxa" w:w="1505"/>
+            <w:tcW w:type="dxa" w:w="2494"/>
             <w:vAlign w:val="center"/>
             <w:shd w:fill="FFFFFF"/>
             <w:tcMar>
-              <w:top w:w="80" w:type="dxa"/>
-              <w:bottom w:w="80" w:type="dxa"/>
-              <w:left w:w="100" w:type="dxa"/>
-              <w:right w:w="100" w:type="dxa"/>
+              <w:top w:w="70" w:type="dxa"/>
+              <w:bottom w:w="70" w:type="dxa"/>
+              <w:left w:w="90" w:type="dxa"/>
+              <w:right w:w="90" w:type="dxa"/>
             </w:tcMar>
           </w:tcPr>
           <w:p>
@@ -1712,7 +1997,7 @@
               <w:rPr>
                 <w:rFonts w:ascii="Calibri" w:hAnsi="Calibri"/>
                 <w:color w:val="262626"/>
-                <w:sz w:val="19"/>
+                <w:sz w:val="18"/>
               </w:rPr>
               <w:t>Core STI</w:t>
             </w:r>
@@ -1720,14 +2005,14 @@
         </w:tc>
         <w:tc>
           <w:tcPr>
-            <w:tcW w:type="dxa" w:w="1505"/>
+            <w:tcW w:type="dxa" w:w="2494"/>
             <w:vAlign w:val="center"/>
             <w:shd w:fill="FFFFFF"/>
             <w:tcMar>
-              <w:top w:w="80" w:type="dxa"/>
-              <w:bottom w:w="80" w:type="dxa"/>
-              <w:left w:w="100" w:type="dxa"/>
-              <w:right w:w="100" w:type="dxa"/>
+              <w:top w:w="70" w:type="dxa"/>
+              <w:bottom w:w="70" w:type="dxa"/>
+              <w:left w:w="90" w:type="dxa"/>
+              <w:right w:w="90" w:type="dxa"/>
             </w:tcMar>
           </w:tcPr>
           <w:p>
@@ -1739,7 +2024,7 @@
               <w:rPr>
                 <w:rFonts w:ascii="Calibri" w:hAnsi="Calibri"/>
                 <w:color w:val="262626"/>
-                <w:sz w:val="19"/>
+                <w:sz w:val="18"/>
               </w:rPr>
               <w:t>Limit, turunan, integral dasar, laju perubahan</w:t>
             </w:r>
@@ -1752,14 +2037,14 @@
         </w:trPr>
         <w:tc>
           <w:tcPr>
-            <w:tcW w:type="dxa" w:w="1505"/>
+            <w:tcW w:type="dxa" w:w="2494"/>
             <w:vAlign w:val="center"/>
             <w:shd w:fill="F2F5F9"/>
             <w:tcMar>
-              <w:top w:w="80" w:type="dxa"/>
-              <w:bottom w:w="80" w:type="dxa"/>
-              <w:left w:w="100" w:type="dxa"/>
-              <w:right w:w="100" w:type="dxa"/>
+              <w:top w:w="70" w:type="dxa"/>
+              <w:bottom w:w="70" w:type="dxa"/>
+              <w:left w:w="90" w:type="dxa"/>
+              <w:right w:w="90" w:type="dxa"/>
             </w:tcMar>
           </w:tcPr>
           <w:p>
@@ -1772,7 +2057,7 @@
                 <w:rFonts w:ascii="Calibri" w:hAnsi="Calibri"/>
                 <w:b/>
                 <w:color w:val="262626"/>
-                <w:sz w:val="19"/>
+                <w:sz w:val="18"/>
               </w:rPr>
               <w:t>Sem 2</w:t>
             </w:r>
@@ -1780,14 +2065,14 @@
         </w:tc>
         <w:tc>
           <w:tcPr>
-            <w:tcW w:type="dxa" w:w="1505"/>
+            <w:tcW w:type="dxa" w:w="2494"/>
             <w:vAlign w:val="center"/>
             <w:shd w:fill="F2F5F9"/>
             <w:tcMar>
-              <w:top w:w="80" w:type="dxa"/>
-              <w:bottom w:w="80" w:type="dxa"/>
-              <w:left w:w="100" w:type="dxa"/>
-              <w:right w:w="100" w:type="dxa"/>
+              <w:top w:w="70" w:type="dxa"/>
+              <w:bottom w:w="70" w:type="dxa"/>
+              <w:left w:w="90" w:type="dxa"/>
+              <w:right w:w="90" w:type="dxa"/>
             </w:tcMar>
           </w:tcPr>
           <w:p>
@@ -1799,7 +2084,7 @@
               <w:rPr>
                 <w:rFonts w:ascii="Consolas" w:hAnsi="Consolas"/>
                 <w:color w:val="A02828"/>
-                <w:sz w:val="18"/>
+                <w:sz w:val="17"/>
               </w:rPr>
               <w:t>STI-204</w:t>
             </w:r>
@@ -1807,14 +2092,14 @@
         </w:tc>
         <w:tc>
           <w:tcPr>
-            <w:tcW w:type="dxa" w:w="1505"/>
+            <w:tcW w:type="dxa" w:w="2494"/>
             <w:vAlign w:val="center"/>
             <w:shd w:fill="F2F5F9"/>
             <w:tcMar>
-              <w:top w:w="80" w:type="dxa"/>
-              <w:bottom w:w="80" w:type="dxa"/>
-              <w:left w:w="100" w:type="dxa"/>
-              <w:right w:w="100" w:type="dxa"/>
+              <w:top w:w="70" w:type="dxa"/>
+              <w:bottom w:w="70" w:type="dxa"/>
+              <w:left w:w="90" w:type="dxa"/>
+              <w:right w:w="90" w:type="dxa"/>
             </w:tcMar>
           </w:tcPr>
           <w:p>
@@ -1826,7 +2111,7 @@
               <w:rPr>
                 <w:rFonts w:ascii="Calibri" w:hAnsi="Calibri"/>
                 <w:color w:val="262626"/>
-                <w:sz w:val="19"/>
+                <w:sz w:val="18"/>
               </w:rPr>
               <w:t>Matematika Diskrit dan Logika</w:t>
             </w:r>
@@ -1834,14 +2119,14 @@
         </w:tc>
         <w:tc>
           <w:tcPr>
-            <w:tcW w:type="dxa" w:w="1505"/>
+            <w:tcW w:type="dxa" w:w="2494"/>
             <w:vAlign w:val="center"/>
             <w:shd w:fill="F2F5F9"/>
             <w:tcMar>
-              <w:top w:w="80" w:type="dxa"/>
-              <w:bottom w:w="80" w:type="dxa"/>
-              <w:left w:w="100" w:type="dxa"/>
-              <w:right w:w="100" w:type="dxa"/>
+              <w:top w:w="70" w:type="dxa"/>
+              <w:bottom w:w="70" w:type="dxa"/>
+              <w:left w:w="90" w:type="dxa"/>
+              <w:right w:w="90" w:type="dxa"/>
             </w:tcMar>
           </w:tcPr>
           <w:p>
@@ -1853,7 +2138,7 @@
               <w:rPr>
                 <w:rFonts w:ascii="Calibri" w:hAnsi="Calibri"/>
                 <w:color w:val="262626"/>
-                <w:sz w:val="19"/>
+                <w:sz w:val="18"/>
               </w:rPr>
               <w:t>3 SKS</w:t>
             </w:r>
@@ -1861,14 +2146,14 @@
         </w:tc>
         <w:tc>
           <w:tcPr>
-            <w:tcW w:type="dxa" w:w="1505"/>
+            <w:tcW w:type="dxa" w:w="2494"/>
             <w:vAlign w:val="center"/>
             <w:shd w:fill="F2F5F9"/>
             <w:tcMar>
-              <w:top w:w="80" w:type="dxa"/>
-              <w:bottom w:w="80" w:type="dxa"/>
-              <w:left w:w="100" w:type="dxa"/>
-              <w:right w:w="100" w:type="dxa"/>
+              <w:top w:w="70" w:type="dxa"/>
+              <w:bottom w:w="70" w:type="dxa"/>
+              <w:left w:w="90" w:type="dxa"/>
+              <w:right w:w="90" w:type="dxa"/>
             </w:tcMar>
           </w:tcPr>
           <w:p>
@@ -1880,7 +2165,7 @@
               <w:rPr>
                 <w:rFonts w:ascii="Calibri" w:hAnsi="Calibri"/>
                 <w:color w:val="262626"/>
-                <w:sz w:val="19"/>
+                <w:sz w:val="18"/>
               </w:rPr>
               <w:t>Core STI</w:t>
             </w:r>
@@ -1888,14 +2173,14 @@
         </w:tc>
         <w:tc>
           <w:tcPr>
-            <w:tcW w:type="dxa" w:w="1505"/>
+            <w:tcW w:type="dxa" w:w="2494"/>
             <w:vAlign w:val="center"/>
             <w:shd w:fill="F2F5F9"/>
             <w:tcMar>
-              <w:top w:w="80" w:type="dxa"/>
-              <w:bottom w:w="80" w:type="dxa"/>
-              <w:left w:w="100" w:type="dxa"/>
-              <w:right w:w="100" w:type="dxa"/>
+              <w:top w:w="70" w:type="dxa"/>
+              <w:bottom w:w="70" w:type="dxa"/>
+              <w:left w:w="90" w:type="dxa"/>
+              <w:right w:w="90" w:type="dxa"/>
             </w:tcMar>
           </w:tcPr>
           <w:p>
@@ -1907,7 +2192,7 @@
               <w:rPr>
                 <w:rFonts w:ascii="Calibri" w:hAnsi="Calibri"/>
                 <w:color w:val="262626"/>
-                <w:sz w:val="19"/>
+                <w:sz w:val="18"/>
               </w:rPr>
               <w:t>Logika proposisi, himpunan, relasi, teori graf, aljabar boolean</w:t>
             </w:r>
@@ -1920,14 +2205,14 @@
         </w:trPr>
         <w:tc>
           <w:tcPr>
-            <w:tcW w:type="dxa" w:w="1505"/>
+            <w:tcW w:type="dxa" w:w="2494"/>
             <w:vAlign w:val="center"/>
             <w:shd w:fill="FFFFFF"/>
             <w:tcMar>
-              <w:top w:w="80" w:type="dxa"/>
-              <w:bottom w:w="80" w:type="dxa"/>
-              <w:left w:w="100" w:type="dxa"/>
-              <w:right w:w="100" w:type="dxa"/>
+              <w:top w:w="70" w:type="dxa"/>
+              <w:bottom w:w="70" w:type="dxa"/>
+              <w:left w:w="90" w:type="dxa"/>
+              <w:right w:w="90" w:type="dxa"/>
             </w:tcMar>
           </w:tcPr>
           <w:p>
@@ -1940,7 +2225,7 @@
                 <w:rFonts w:ascii="Calibri" w:hAnsi="Calibri"/>
                 <w:b/>
                 <w:color w:val="262626"/>
-                <w:sz w:val="19"/>
+                <w:sz w:val="18"/>
               </w:rPr>
               <w:t>Sem 2</w:t>
             </w:r>
@@ -1948,14 +2233,14 @@
         </w:tc>
         <w:tc>
           <w:tcPr>
-            <w:tcW w:type="dxa" w:w="1505"/>
+            <w:tcW w:type="dxa" w:w="2494"/>
             <w:vAlign w:val="center"/>
             <w:shd w:fill="FFFFFF"/>
             <w:tcMar>
-              <w:top w:w="80" w:type="dxa"/>
-              <w:bottom w:w="80" w:type="dxa"/>
-              <w:left w:w="100" w:type="dxa"/>
-              <w:right w:w="100" w:type="dxa"/>
+              <w:top w:w="70" w:type="dxa"/>
+              <w:bottom w:w="70" w:type="dxa"/>
+              <w:left w:w="90" w:type="dxa"/>
+              <w:right w:w="90" w:type="dxa"/>
             </w:tcMar>
           </w:tcPr>
           <w:p>
@@ -1967,7 +2252,7 @@
               <w:rPr>
                 <w:rFonts w:ascii="Consolas" w:hAnsi="Consolas"/>
                 <w:color w:val="A02828"/>
-                <w:sz w:val="18"/>
+                <w:sz w:val="17"/>
               </w:rPr>
               <w:t>STI-205</w:t>
             </w:r>
@@ -1975,14 +2260,14 @@
         </w:tc>
         <w:tc>
           <w:tcPr>
-            <w:tcW w:type="dxa" w:w="1505"/>
+            <w:tcW w:type="dxa" w:w="2494"/>
             <w:vAlign w:val="center"/>
             <w:shd w:fill="FFFFFF"/>
             <w:tcMar>
-              <w:top w:w="80" w:type="dxa"/>
-              <w:bottom w:w="80" w:type="dxa"/>
-              <w:left w:w="100" w:type="dxa"/>
-              <w:right w:w="100" w:type="dxa"/>
+              <w:top w:w="70" w:type="dxa"/>
+              <w:bottom w:w="70" w:type="dxa"/>
+              <w:left w:w="90" w:type="dxa"/>
+              <w:right w:w="90" w:type="dxa"/>
             </w:tcMar>
           </w:tcPr>
           <w:p>
@@ -1994,7 +2279,7 @@
               <w:rPr>
                 <w:rFonts w:ascii="Calibri" w:hAnsi="Calibri"/>
                 <w:color w:val="262626"/>
-                <w:sz w:val="19"/>
+                <w:sz w:val="18"/>
               </w:rPr>
               <w:t>Aljabar Linear Terapan &amp; Matriks</w:t>
             </w:r>
@@ -2002,14 +2287,14 @@
         </w:tc>
         <w:tc>
           <w:tcPr>
-            <w:tcW w:type="dxa" w:w="1505"/>
+            <w:tcW w:type="dxa" w:w="2494"/>
             <w:vAlign w:val="center"/>
             <w:shd w:fill="FFFFFF"/>
             <w:tcMar>
-              <w:top w:w="80" w:type="dxa"/>
-              <w:bottom w:w="80" w:type="dxa"/>
-              <w:left w:w="100" w:type="dxa"/>
-              <w:right w:w="100" w:type="dxa"/>
+              <w:top w:w="70" w:type="dxa"/>
+              <w:bottom w:w="70" w:type="dxa"/>
+              <w:left w:w="90" w:type="dxa"/>
+              <w:right w:w="90" w:type="dxa"/>
             </w:tcMar>
           </w:tcPr>
           <w:p>
@@ -2021,7 +2306,7 @@
               <w:rPr>
                 <w:rFonts w:ascii="Calibri" w:hAnsi="Calibri"/>
                 <w:color w:val="262626"/>
-                <w:sz w:val="19"/>
+                <w:sz w:val="18"/>
               </w:rPr>
               <w:t>2 SKS</w:t>
             </w:r>
@@ -2029,14 +2314,14 @@
         </w:tc>
         <w:tc>
           <w:tcPr>
-            <w:tcW w:type="dxa" w:w="1505"/>
+            <w:tcW w:type="dxa" w:w="2494"/>
             <w:vAlign w:val="center"/>
             <w:shd w:fill="FFFFFF"/>
             <w:tcMar>
-              <w:top w:w="80" w:type="dxa"/>
-              <w:bottom w:w="80" w:type="dxa"/>
-              <w:left w:w="100" w:type="dxa"/>
-              <w:right w:w="100" w:type="dxa"/>
+              <w:top w:w="70" w:type="dxa"/>
+              <w:bottom w:w="70" w:type="dxa"/>
+              <w:left w:w="90" w:type="dxa"/>
+              <w:right w:w="90" w:type="dxa"/>
             </w:tcMar>
           </w:tcPr>
           <w:p>
@@ -2048,7 +2333,7 @@
               <w:rPr>
                 <w:rFonts w:ascii="Calibri" w:hAnsi="Calibri"/>
                 <w:color w:val="262626"/>
-                <w:sz w:val="19"/>
+                <w:sz w:val="18"/>
               </w:rPr>
               <w:t>Core STI</w:t>
             </w:r>
@@ -2056,14 +2341,14 @@
         </w:tc>
         <w:tc>
           <w:tcPr>
-            <w:tcW w:type="dxa" w:w="1505"/>
+            <w:tcW w:type="dxa" w:w="2494"/>
             <w:vAlign w:val="center"/>
             <w:shd w:fill="FFFFFF"/>
             <w:tcMar>
-              <w:top w:w="80" w:type="dxa"/>
-              <w:bottom w:w="80" w:type="dxa"/>
-              <w:left w:w="100" w:type="dxa"/>
-              <w:right w:w="100" w:type="dxa"/>
+              <w:top w:w="70" w:type="dxa"/>
+              <w:bottom w:w="70" w:type="dxa"/>
+              <w:left w:w="90" w:type="dxa"/>
+              <w:right w:w="90" w:type="dxa"/>
             </w:tcMar>
           </w:tcPr>
           <w:p>
@@ -2075,7 +2360,7 @@
               <w:rPr>
                 <w:rFonts w:ascii="Calibri" w:hAnsi="Calibri"/>
                 <w:color w:val="262626"/>
-                <w:sz w:val="19"/>
+                <w:sz w:val="18"/>
               </w:rPr>
               <w:t>Operasi vektor, transformasi matriks, ruang vektor, eigen</w:t>
             </w:r>
@@ -2088,14 +2373,14 @@
         </w:trPr>
         <w:tc>
           <w:tcPr>
-            <w:tcW w:type="dxa" w:w="1505"/>
+            <w:tcW w:type="dxa" w:w="2494"/>
             <w:vAlign w:val="center"/>
             <w:shd w:fill="F2F5F9"/>
             <w:tcMar>
-              <w:top w:w="80" w:type="dxa"/>
-              <w:bottom w:w="80" w:type="dxa"/>
-              <w:left w:w="100" w:type="dxa"/>
-              <w:right w:w="100" w:type="dxa"/>
+              <w:top w:w="70" w:type="dxa"/>
+              <w:bottom w:w="70" w:type="dxa"/>
+              <w:left w:w="90" w:type="dxa"/>
+              <w:right w:w="90" w:type="dxa"/>
             </w:tcMar>
           </w:tcPr>
           <w:p>
@@ -2108,7 +2393,7 @@
                 <w:rFonts w:ascii="Calibri" w:hAnsi="Calibri"/>
                 <w:b/>
                 <w:color w:val="262626"/>
-                <w:sz w:val="19"/>
+                <w:sz w:val="18"/>
               </w:rPr>
               <w:t>Sem 4</w:t>
             </w:r>
@@ -2116,14 +2401,14 @@
         </w:tc>
         <w:tc>
           <w:tcPr>
-            <w:tcW w:type="dxa" w:w="1505"/>
+            <w:tcW w:type="dxa" w:w="2494"/>
             <w:vAlign w:val="center"/>
             <w:shd w:fill="F2F5F9"/>
             <w:tcMar>
-              <w:top w:w="80" w:type="dxa"/>
-              <w:bottom w:w="80" w:type="dxa"/>
-              <w:left w:w="100" w:type="dxa"/>
-              <w:right w:w="100" w:type="dxa"/>
+              <w:top w:w="70" w:type="dxa"/>
+              <w:bottom w:w="70" w:type="dxa"/>
+              <w:left w:w="90" w:type="dxa"/>
+              <w:right w:w="90" w:type="dxa"/>
             </w:tcMar>
           </w:tcPr>
           <w:p>
@@ -2135,7 +2420,7 @@
               <w:rPr>
                 <w:rFonts w:ascii="Consolas" w:hAnsi="Consolas"/>
                 <w:color w:val="A02828"/>
-                <w:sz w:val="18"/>
+                <w:sz w:val="17"/>
               </w:rPr>
               <w:t>FST-408</w:t>
             </w:r>
@@ -2143,14 +2428,14 @@
         </w:tc>
         <w:tc>
           <w:tcPr>
-            <w:tcW w:type="dxa" w:w="1505"/>
+            <w:tcW w:type="dxa" w:w="2494"/>
             <w:vAlign w:val="center"/>
             <w:shd w:fill="F2F5F9"/>
             <w:tcMar>
-              <w:top w:w="80" w:type="dxa"/>
-              <w:bottom w:w="80" w:type="dxa"/>
-              <w:left w:w="100" w:type="dxa"/>
-              <w:right w:w="100" w:type="dxa"/>
+              <w:top w:w="70" w:type="dxa"/>
+              <w:bottom w:w="70" w:type="dxa"/>
+              <w:left w:w="90" w:type="dxa"/>
+              <w:right w:w="90" w:type="dxa"/>
             </w:tcMar>
           </w:tcPr>
           <w:p>
@@ -2162,7 +2447,7 @@
               <w:rPr>
                 <w:rFonts w:ascii="Calibri" w:hAnsi="Calibri"/>
                 <w:color w:val="262626"/>
-                <w:sz w:val="19"/>
+                <w:sz w:val="18"/>
               </w:rPr>
               <w:t>Statistika &amp; Probabilitas</w:t>
             </w:r>
@@ -2170,14 +2455,14 @@
         </w:tc>
         <w:tc>
           <w:tcPr>
-            <w:tcW w:type="dxa" w:w="1505"/>
+            <w:tcW w:type="dxa" w:w="2494"/>
             <w:vAlign w:val="center"/>
             <w:shd w:fill="F2F5F9"/>
             <w:tcMar>
-              <w:top w:w="80" w:type="dxa"/>
-              <w:bottom w:w="80" w:type="dxa"/>
-              <w:left w:w="100" w:type="dxa"/>
-              <w:right w:w="100" w:type="dxa"/>
+              <w:top w:w="70" w:type="dxa"/>
+              <w:bottom w:w="70" w:type="dxa"/>
+              <w:left w:w="90" w:type="dxa"/>
+              <w:right w:w="90" w:type="dxa"/>
             </w:tcMar>
           </w:tcPr>
           <w:p>
@@ -2189,7 +2474,7 @@
               <w:rPr>
                 <w:rFonts w:ascii="Calibri" w:hAnsi="Calibri"/>
                 <w:color w:val="262626"/>
-                <w:sz w:val="19"/>
+                <w:sz w:val="18"/>
               </w:rPr>
               <w:t>3 SKS</w:t>
             </w:r>
@@ -2197,14 +2482,14 @@
         </w:tc>
         <w:tc>
           <w:tcPr>
-            <w:tcW w:type="dxa" w:w="1505"/>
+            <w:tcW w:type="dxa" w:w="2494"/>
             <w:vAlign w:val="center"/>
             <w:shd w:fill="F2F5F9"/>
             <w:tcMar>
-              <w:top w:w="80" w:type="dxa"/>
-              <w:bottom w:w="80" w:type="dxa"/>
-              <w:left w:w="100" w:type="dxa"/>
-              <w:right w:w="100" w:type="dxa"/>
+              <w:top w:w="70" w:type="dxa"/>
+              <w:bottom w:w="70" w:type="dxa"/>
+              <w:left w:w="90" w:type="dxa"/>
+              <w:right w:w="90" w:type="dxa"/>
             </w:tcMar>
           </w:tcPr>
           <w:p>
@@ -2216,7 +2501,7 @@
               <w:rPr>
                 <w:rFonts w:ascii="Calibri" w:hAnsi="Calibri"/>
                 <w:color w:val="262626"/>
-                <w:sz w:val="19"/>
+                <w:sz w:val="18"/>
               </w:rPr>
               <w:t>FSTI</w:t>
             </w:r>
@@ -2224,14 +2509,14 @@
         </w:tc>
         <w:tc>
           <w:tcPr>
-            <w:tcW w:type="dxa" w:w="1505"/>
+            <w:tcW w:type="dxa" w:w="2494"/>
             <w:vAlign w:val="center"/>
             <w:shd w:fill="F2F5F9"/>
             <w:tcMar>
-              <w:top w:w="80" w:type="dxa"/>
-              <w:bottom w:w="80" w:type="dxa"/>
-              <w:left w:w="100" w:type="dxa"/>
-              <w:right w:w="100" w:type="dxa"/>
+              <w:top w:w="70" w:type="dxa"/>
+              <w:bottom w:w="70" w:type="dxa"/>
+              <w:left w:w="90" w:type="dxa"/>
+              <w:right w:w="90" w:type="dxa"/>
             </w:tcMar>
           </w:tcPr>
           <w:p>
@@ -2243,7 +2528,7 @@
               <w:rPr>
                 <w:rFonts w:ascii="Calibri" w:hAnsi="Calibri"/>
                 <w:color w:val="262626"/>
-                <w:sz w:val="19"/>
+                <w:sz w:val="18"/>
               </w:rPr>
               <w:t>Distribusi probabilitas, inferensi statistik, estimasi parameter</w:t>
             </w:r>
@@ -2256,14 +2541,14 @@
         </w:trPr>
         <w:tc>
           <w:tcPr>
-            <w:tcW w:type="dxa" w:w="1505"/>
+            <w:tcW w:type="dxa" w:w="2494"/>
             <w:vAlign w:val="center"/>
             <w:shd w:fill="FFFFFF"/>
             <w:tcMar>
-              <w:top w:w="80" w:type="dxa"/>
-              <w:bottom w:w="80" w:type="dxa"/>
-              <w:left w:w="100" w:type="dxa"/>
-              <w:right w:w="100" w:type="dxa"/>
+              <w:top w:w="70" w:type="dxa"/>
+              <w:bottom w:w="70" w:type="dxa"/>
+              <w:left w:w="90" w:type="dxa"/>
+              <w:right w:w="90" w:type="dxa"/>
             </w:tcMar>
           </w:tcPr>
           <w:p>
@@ -2276,7 +2561,7 @@
                 <w:rFonts w:ascii="Calibri" w:hAnsi="Calibri"/>
                 <w:b/>
                 <w:color w:val="262626"/>
-                <w:sz w:val="19"/>
+                <w:sz w:val="18"/>
               </w:rPr>
               <w:t>TOTAL</w:t>
             </w:r>
@@ -2284,14 +2569,14 @@
         </w:tc>
         <w:tc>
           <w:tcPr>
-            <w:tcW w:type="dxa" w:w="1505"/>
+            <w:tcW w:type="dxa" w:w="2494"/>
             <w:vAlign w:val="center"/>
             <w:shd w:fill="FFFFFF"/>
             <w:tcMar>
-              <w:top w:w="80" w:type="dxa"/>
-              <w:bottom w:w="80" w:type="dxa"/>
-              <w:left w:w="100" w:type="dxa"/>
-              <w:right w:w="100" w:type="dxa"/>
+              <w:top w:w="70" w:type="dxa"/>
+              <w:bottom w:w="70" w:type="dxa"/>
+              <w:left w:w="90" w:type="dxa"/>
+              <w:right w:w="90" w:type="dxa"/>
             </w:tcMar>
           </w:tcPr>
           <w:p>
@@ -2303,7 +2588,7 @@
               <w:rPr>
                 <w:rFonts w:ascii="Calibri" w:hAnsi="Calibri"/>
                 <w:color w:val="262626"/>
-                <w:sz w:val="19"/>
+                <w:sz w:val="18"/>
               </w:rPr>
               <w:t>—</w:t>
             </w:r>
@@ -2311,14 +2596,14 @@
         </w:tc>
         <w:tc>
           <w:tcPr>
-            <w:tcW w:type="dxa" w:w="1505"/>
+            <w:tcW w:type="dxa" w:w="2494"/>
             <w:vAlign w:val="center"/>
             <w:shd w:fill="FFFFFF"/>
             <w:tcMar>
-              <w:top w:w="80" w:type="dxa"/>
-              <w:bottom w:w="80" w:type="dxa"/>
-              <w:left w:w="100" w:type="dxa"/>
-              <w:right w:w="100" w:type="dxa"/>
+              <w:top w:w="70" w:type="dxa"/>
+              <w:bottom w:w="70" w:type="dxa"/>
+              <w:left w:w="90" w:type="dxa"/>
+              <w:right w:w="90" w:type="dxa"/>
             </w:tcMar>
           </w:tcPr>
           <w:p>
@@ -2331,7 +2616,7 @@
                 <w:rFonts w:ascii="Calibri" w:hAnsi="Calibri"/>
                 <w:b/>
                 <w:color w:val="262626"/>
-                <w:sz w:val="19"/>
+                <w:sz w:val="18"/>
               </w:rPr>
               <w:t>Fondasi Matematika Wajib Mahasiswa</w:t>
             </w:r>
@@ -2339,14 +2624,14 @@
         </w:tc>
         <w:tc>
           <w:tcPr>
-            <w:tcW w:type="dxa" w:w="1505"/>
+            <w:tcW w:type="dxa" w:w="2494"/>
             <w:vAlign w:val="center"/>
             <w:shd w:fill="FFFFFF"/>
             <w:tcMar>
-              <w:top w:w="80" w:type="dxa"/>
-              <w:bottom w:w="80" w:type="dxa"/>
-              <w:left w:w="100" w:type="dxa"/>
-              <w:right w:w="100" w:type="dxa"/>
+              <w:top w:w="70" w:type="dxa"/>
+              <w:bottom w:w="70" w:type="dxa"/>
+              <w:left w:w="90" w:type="dxa"/>
+              <w:right w:w="90" w:type="dxa"/>
             </w:tcMar>
           </w:tcPr>
           <w:p>
@@ -2359,7 +2644,7 @@
                 <w:rFonts w:ascii="Calibri" w:hAnsi="Calibri"/>
                 <w:b/>
                 <w:color w:val="262626"/>
-                <w:sz w:val="19"/>
+                <w:sz w:val="18"/>
               </w:rPr>
               <w:t>10 SKS</w:t>
             </w:r>
@@ -2367,14 +2652,14 @@
         </w:tc>
         <w:tc>
           <w:tcPr>
-            <w:tcW w:type="dxa" w:w="1505"/>
+            <w:tcW w:type="dxa" w:w="2494"/>
             <w:vAlign w:val="center"/>
             <w:shd w:fill="FFFFFF"/>
             <w:tcMar>
-              <w:top w:w="80" w:type="dxa"/>
-              <w:bottom w:w="80" w:type="dxa"/>
-              <w:left w:w="100" w:type="dxa"/>
-              <w:right w:w="100" w:type="dxa"/>
+              <w:top w:w="70" w:type="dxa"/>
+              <w:bottom w:w="70" w:type="dxa"/>
+              <w:left w:w="90" w:type="dxa"/>
+              <w:right w:w="90" w:type="dxa"/>
             </w:tcMar>
           </w:tcPr>
           <w:p>
@@ -2386,7 +2671,7 @@
               <w:rPr>
                 <w:rFonts w:ascii="Calibri" w:hAnsi="Calibri"/>
                 <w:color w:val="262626"/>
-                <w:sz w:val="19"/>
+                <w:sz w:val="18"/>
               </w:rPr>
               <w:t>—</w:t>
             </w:r>
@@ -2394,14 +2679,14 @@
         </w:tc>
         <w:tc>
           <w:tcPr>
-            <w:tcW w:type="dxa" w:w="1505"/>
+            <w:tcW w:type="dxa" w:w="2494"/>
             <w:vAlign w:val="center"/>
             <w:shd w:fill="FFFFFF"/>
             <w:tcMar>
-              <w:top w:w="80" w:type="dxa"/>
-              <w:bottom w:w="80" w:type="dxa"/>
-              <w:left w:w="100" w:type="dxa"/>
-              <w:right w:w="100" w:type="dxa"/>
+              <w:top w:w="70" w:type="dxa"/>
+              <w:bottom w:w="70" w:type="dxa"/>
+              <w:left w:w="90" w:type="dxa"/>
+              <w:right w:w="90" w:type="dxa"/>
             </w:tcMar>
           </w:tcPr>
           <w:p>
@@ -2414,7 +2699,7 @@
                 <w:rFonts w:ascii="Calibri" w:hAnsi="Calibri"/>
                 <w:b/>
                 <w:color w:val="262626"/>
-                <w:sz w:val="19"/>
+                <w:sz w:val="18"/>
               </w:rPr>
               <w:t>100% Memenuhi Standar APTIKOM SI &amp; TI</w:t>
             </w:r>
@@ -2424,7 +2709,7 @@
     </w:tbl>
     <w:p>
       <w:pPr>
-        <w:spacing w:after="120"/>
+        <w:spacing w:after="100"/>
       </w:pPr>
     </w:p>
     <w:p>
@@ -3280,9 +3565,9 @@
       <w:r>
         <w:rPr>
           <w:color w:val="C8D2E1"/>
-          <w:sz w:val="16"/>
+          <w:sz w:val="14"/>
         </w:rPr>
-        <w:t>_________________________________________________________________________________</w:t>
+        <w:t>————————————————————————————————————————————————————————————————————————————————————————————————————————————————————————</w:t>
       </w:r>
     </w:p>
     <w:p>
@@ -3304,6 +3589,7 @@
       <w:tblPr>
         <w:tblW w:type="auto" w:w="0"/>
         <w:jc w:val="center"/>
+        <w:tblLayout w:type="fixed"/>
         <w:tblLook w:firstColumn="1" w:firstRow="1" w:lastColumn="0" w:lastRow="0" w:noHBand="0" w:noVBand="1" w:val="04A0"/>
         <w:tblBorders>
           <w:top w:val="single" w:sz="4" w:space="0" w:color="E2E8F0"/>
@@ -3315,12 +3601,12 @@
         </w:tblBorders>
       </w:tblPr>
       <w:tblGrid>
-        <w:gridCol w:w="9029"/>
+        <w:gridCol w:w="14962"/>
       </w:tblGrid>
       <w:tr>
         <w:tc>
           <w:tcPr>
-            <w:tcW w:type="dxa" w:w="9029"/>
+            <w:tcW w:type="dxa" w:w="14112"/>
             <w:shd w:fill="F8F9FA"/>
             <w:tcMar>
               <w:top w:w="100" w:type="dxa"/>
@@ -3337,7 +3623,7 @@
               <w:rPr>
                 <w:rFonts w:ascii="Consolas" w:hAnsi="Consolas"/>
                 <w:color w:val="282828"/>
-                <w:sz w:val="18"/>
+                <w:sz w:val="17"/>
               </w:rPr>
               <w:t>========================================================================================</w:t>
               <w:br/>
@@ -3377,9 +3663,9 @@
       <w:r>
         <w:rPr>
           <w:color w:val="C8D2E1"/>
-          <w:sz w:val="16"/>
+          <w:sz w:val="14"/>
         </w:rPr>
-        <w:t>_________________________________________________________________________________</w:t>
+        <w:t>————————————————————————————————————————————————————————————————————————————————————————————————————————————————————————</w:t>
       </w:r>
     </w:p>
     <w:p>
@@ -3607,9 +3893,9 @@
       <w:r>
         <w:rPr>
           <w:color w:val="C8D2E1"/>
-          <w:sz w:val="16"/>
+          <w:sz w:val="14"/>
         </w:rPr>
-        <w:t>_________________________________________________________________________________</w:t>
+        <w:t>————————————————————————————————————————————————————————————————————————————————————————————————————————————————————————</w:t>
       </w:r>
     </w:p>
     <w:p>
@@ -3873,9 +4159,9 @@
       <w:r>
         <w:rPr>
           <w:color w:val="C8D2E1"/>
-          <w:sz w:val="16"/>
+          <w:sz w:val="14"/>
         </w:rPr>
-        <w:t>_________________________________________________________________________________</w:t>
+        <w:t>————————————————————————————————————————————————————————————————————————————————————————————————————————————————————————</w:t>
       </w:r>
     </w:p>
     <w:p>
@@ -3893,13 +4179,53 @@
       </w:r>
     </w:p>
     <w:sectPr>
-      <w:pgSz w:w="11909" w:h="16834"/>
-      <w:pgMar w:top="1440" w:right="1440" w:bottom="1440" w:left="1440" w:header="720" w:footer="720" w:gutter="0"/>
+      <w:headerReference w:type="default" r:id="rId9"/>
+      <w:footerReference w:type="default" r:id="rId10"/>
+      <w:pgSz w:w="16834" w:h="11909" w:orient="landscape"/>
+      <w:pgMar w:top="936" w:right="936" w:bottom="936" w:left="936" w:header="720" w:footer="720" w:gutter="0"/>
       <w:cols w:space="720"/>
       <w:docGrid w:linePitch="360"/>
     </w:sectPr>
   </w:body>
 </w:document>
+</file>
+
+<file path=word/footer1.xml><?xml version="1.0" encoding="utf-8"?>
+<w:ftr xmlns:m="http://schemas.openxmlformats.org/officeDocument/2006/math" xmlns:mc="http://schemas.openxmlformats.org/markup-compatibility/2006" xmlns:mo="http://schemas.microsoft.com/office/mac/office/2008/main" xmlns:mv="urn:schemas-microsoft-com:mac:vml" xmlns:o="urn:schemas-microsoft-com:office:office" xmlns:r="http://schemas.openxmlformats.org/officeDocument/2006/relationships" xmlns:v="urn:schemas-microsoft-com:vml" xmlns:w10="urn:schemas-microsoft-com:office:word" xmlns:w14="http://schemas.microsoft.com/office/word/2010/wordml" xmlns:w="http://schemas.openxmlformats.org/wordprocessingml/2006/main" xmlns:wne="http://schemas.microsoft.com/office/word/2006/wordml" xmlns:wp14="http://schemas.microsoft.com/office/word/2010/wordprocessingDrawing" xmlns:wp="http://schemas.openxmlformats.org/drawingml/2006/wordprocessingDrawing" xmlns:wpc="http://schemas.microsoft.com/office/word/2010/wordprocessingCanvas" xmlns:wpg="http://schemas.microsoft.com/office/word/2010/wordprocessingGroup" xmlns:wpi="http://schemas.microsoft.com/office/word/2010/wordprocessingInk" xmlns:wps="http://schemas.microsoft.com/office/word/2010/wordprocessingShape" mc:Ignorable="w14 wp14">
+  <w:p>
+    <w:pPr>
+      <w:pStyle w:val="Footer"/>
+      <w:jc w:val="left"/>
+    </w:pPr>
+    <w:r>
+      <w:rPr>
+        <w:rFonts w:ascii="Calibri" w:hAnsi="Calibri"/>
+        <w:color w:val="646464"/>
+        <w:sz w:val="17"/>
+      </w:rPr>
+      <w:t>Buku Kurikulum KPT-OBE SISTEKIN 2026  |  FSTI Universitas Widyagama Malang</w:t>
+    </w:r>
+  </w:p>
+</w:ftr>
+</file>
+
+<file path=word/header1.xml><?xml version="1.0" encoding="utf-8"?>
+<w:hdr xmlns:m="http://schemas.openxmlformats.org/officeDocument/2006/math" xmlns:mc="http://schemas.openxmlformats.org/markup-compatibility/2006" xmlns:mo="http://schemas.microsoft.com/office/mac/office/2008/main" xmlns:mv="urn:schemas-microsoft-com:mac:vml" xmlns:o="urn:schemas-microsoft-com:office:office" xmlns:r="http://schemas.openxmlformats.org/officeDocument/2006/relationships" xmlns:v="urn:schemas-microsoft-com:vml" xmlns:w10="urn:schemas-microsoft-com:office:word" xmlns:w14="http://schemas.microsoft.com/office/word/2010/wordml" xmlns:w="http://schemas.openxmlformats.org/wordprocessingml/2006/main" xmlns:wne="http://schemas.microsoft.com/office/word/2006/wordml" xmlns:wp14="http://schemas.microsoft.com/office/word/2010/wordprocessingDrawing" xmlns:wp="http://schemas.openxmlformats.org/drawingml/2006/wordprocessingDrawing" xmlns:wpc="http://schemas.microsoft.com/office/word/2010/wordprocessingCanvas" xmlns:wpg="http://schemas.microsoft.com/office/word/2010/wordprocessingGroup" xmlns:wpi="http://schemas.microsoft.com/office/word/2010/wordprocessingInk" xmlns:wps="http://schemas.microsoft.com/office/word/2010/wordprocessingShape" mc:Ignorable="w14 wp14">
+  <w:p>
+    <w:pPr>
+      <w:pStyle w:val="Header"/>
+      <w:jc w:val="right"/>
+    </w:pPr>
+    <w:r>
+      <w:rPr>
+        <w:rFonts w:ascii="Calibri" w:hAnsi="Calibri"/>
+        <w:color w:val="646464"/>
+        <w:sz w:val="17"/>
+      </w:rPr>
+      <w:t>PROGRAM STUDI SISTEM DAN TEKNOLOGI INFORMASI (SISTEKIN) — FSTI UWG</w:t>
+    </w:r>
+  </w:p>
+</w:hdr>
 </file>
 
 <file path=word/numbering.xml><?xml version="1.0" encoding="utf-8"?>
